--- a/PARTE TERZA_DI CARO/LAB4_TNL3/Relazione_LAB4.docx
+++ b/PARTE TERZA_DI CARO/LAB4_TNL3/Relazione_LAB4.docx
@@ -181,7 +181,25 @@
           <w:sz w:val="32"/>
           <w:szCs w:val="32"/>
         </w:rPr>
-        <w:t>Tecnologie del Linguaggio Naturale-Parte II Prof. L. Di Caro</w:t>
+        <w:t>Tecnologie del Linguaggio Naturale-Parte II</w:t>
+      </w:r>
+      <w:r>
+        <w:rPr>
+          <w:rFonts w:ascii="Times New Roman" w:eastAsia="Times New Roman" w:hAnsi="Times New Roman" w:cs="Times New Roman"/>
+          <w:b/>
+          <w:sz w:val="32"/>
+          <w:szCs w:val="32"/>
+        </w:rPr>
+        <w:t>I</w:t>
+      </w:r>
+      <w:r>
+        <w:rPr>
+          <w:rFonts w:ascii="Times New Roman" w:eastAsia="Times New Roman" w:hAnsi="Times New Roman" w:cs="Times New Roman"/>
+          <w:b/>
+          <w:sz w:val="32"/>
+          <w:szCs w:val="32"/>
+        </w:rPr>
+        <w:t xml:space="preserve"> Prof. L. Di Caro</w:t>
       </w:r>
     </w:p>
     <w:p>
@@ -788,6 +806,14 @@
         </w:rPr>
         <w:t>Clustering dei vettori in gruppi significativi</w:t>
       </w:r>
+      <w:r>
+        <w:rPr>
+          <w:rFonts w:ascii="Times New Roman" w:eastAsia="Times New Roman" w:hAnsi="Times New Roman" w:cs="Times New Roman"/>
+          <w:sz w:val="24"/>
+          <w:szCs w:val="24"/>
+        </w:rPr>
+        <w:t>.</w:t>
+      </w:r>
     </w:p>
     <w:p>
       <w:pPr>
@@ -955,7 +981,23 @@
           <w:sz w:val="24"/>
           <w:szCs w:val="24"/>
         </w:rPr>
-        <w:t xml:space="preserve">Il metodo costruisce un dizionario Python a partire dal dataset di articoli scientifici selezionato. Per ogni elemento del dataset, viene estratto il titolo, l’abstract e le categorie. Successivamente  sull’abstract viene applicato un processo di lemmatizzazione.  Tutte queste informazioni vengono salvate in un dizionario indicizzato dall’indice dell’articolo, che contiene sia il testo originale sia quello elaborato. Il ciclo si interrompe quando viene raggiunto il numero massimo di articoli specificato da </w:t>
+        <w:t>Il metodo costruisce un dizionario Python a partire dal dataset di articoli scientifici selezionato. Per ogni elemento del dataset, viene estratto il titolo, l’abstract e le categorie. Successivamente  sull’abstract viene applicato un processo di lemmatizzazione.  Tutte queste informazioni vengono salvate in un dizionario indicizzato dall’indice dell’articolo che contiene sia il testo originale</w:t>
+      </w:r>
+      <w:r>
+        <w:rPr>
+          <w:rFonts w:ascii="Times New Roman" w:eastAsia="Times New Roman" w:hAnsi="Times New Roman" w:cs="Times New Roman"/>
+          <w:sz w:val="24"/>
+          <w:szCs w:val="24"/>
+        </w:rPr>
+        <w:t xml:space="preserve"> dell’abstract</w:t>
+      </w:r>
+      <w:r>
+        <w:rPr>
+          <w:rFonts w:ascii="Times New Roman" w:eastAsia="Times New Roman" w:hAnsi="Times New Roman" w:cs="Times New Roman"/>
+          <w:sz w:val="24"/>
+          <w:szCs w:val="24"/>
+        </w:rPr>
+        <w:t xml:space="preserve"> sia quello elaborato. Il ciclo si interrompe quando viene raggiunto il numero massimo di articoli specificato da </w:t>
       </w:r>
       <w:r>
         <w:rPr>
@@ -1209,7 +1251,7 @@
           <w:sz w:val="24"/>
           <w:szCs w:val="24"/>
         </w:rPr>
-        <w:t xml:space="preserve">: prende in input la struttura dati dizionario degli articoli realizzata precedentemente e costruisce le rappresentazioni numeriche (embedding) degli abstract lemmatizzati. In particolare, estrae tutti i testi preprocessati dal dizionario, quindi carica il modello pre-addestrato </w:t>
+        <w:t xml:space="preserve">: prende in input la struttura dati dizionario degli articoli realizzata precedentemente e costruisce le rappresentazioni numeriche (embedding) degli abstract lemmatizzati. In particolare, estrae tutti i testi </w:t>
       </w:r>
       <w:r>
         <w:rPr>
@@ -1218,7 +1260,7 @@
           <w:szCs w:val="24"/>
         </w:rPr>
         <w:lastRenderedPageBreak/>
-        <w:t xml:space="preserve">SentenceTransformer </w:t>
+        <w:t xml:space="preserve">preprocessati dal dizionario, quindi carica il modello pre-addestrato SentenceTransformer </w:t>
       </w:r>
       <w:r>
         <w:rPr>
@@ -1313,7 +1355,7 @@
           <w:sz w:val="24"/>
           <w:szCs w:val="24"/>
         </w:rPr>
-        <w:t xml:space="preserve"> il metodo rappresentare graficamente i cluster ottenuti con HDBSCAN. Per rendere possibile la visualizzazione, la funzione applica prima una riduzione dimensionale con UMAP, trasformando gli embedding in uno spazio bidimensionale. Successivamente costruisce un DataFrame che contiene le coordinate 2D degli articoli.  Per rendere più chiara la visualizzazione, la funzione separa gli outlier, cioè i punti che HDBSCAN non assegna a nessun cluster (label -1), dai punti che appartengono a cluster reali. Infine, utilizza Matplotlib per creare lo scatter plot: gli outlier vengono mostrati in grigio, mentre i punti dei cluster vengono colorati secondo la palette tab20b. </w:t>
+        <w:t xml:space="preserve"> il metodo rappresenta graficamente i cluster ottenuti con HDBSCAN. Per rendere possibile la visualizzazione, la funzione applica prima una riduzione dimensionale con UMAP, trasformando gli embedding in uno spazio bidimensionale. Successivamente costruisce un DataFrame che contiene le coordinate 2D degli articoli.  Per rendere più chiara la visualizzazione, la funzione separa gli outlier, cioè i punti che HDBSCAN non assegna a nessun cluster (label -1), dai punti che appartengono a cluster reali. Infine, utilizza Matplotlib per creare lo scatter plot: gli outlier vengono mostrati in grigio, mentre i punti dei cluster vengono colorati secondo la palette tab20b. </w:t>
       </w:r>
     </w:p>
     <w:p>
@@ -1376,15 +1418,15 @@
           <w:sz w:val="24"/>
           <w:szCs w:val="24"/>
         </w:rPr>
-        <w:t xml:space="preserve">def BERTTopic_modeling (model, umap_model, hdbscan_model, abstracts, embeddings): </w:t>
-      </w:r>
-      <w:r>
-        <w:rPr>
-          <w:rFonts w:ascii="Times New Roman" w:eastAsia="Times New Roman" w:hAnsi="Times New Roman" w:cs="Times New Roman"/>
-          <w:sz w:val="24"/>
-          <w:szCs w:val="24"/>
-        </w:rPr>
-        <w:t xml:space="preserve">il metodo creare un modello di topic modeling basato su BERTopic, sfruttando gli embedding degli abstract e le informazioni ottenute dai modelli di riduzione dimensionale e clustering precedentemente calcolati. L’oggetto BERTopic utilizza i tre modelli per identificare automaticamente i topic presenti nei documenti. Il metodo fit applica il topic modeling sugli abstract, sfruttando gli embedding come rappresentazione dei contenuti. Infine, la funzione restituisce l’oggetto topic_model, che può essere utilizzato </w:t>
+        <w:t xml:space="preserve">def BERTopic_modeling (model, umap_model, hdbscan_model, abstracts, embeddings): </w:t>
+      </w:r>
+      <w:r>
+        <w:rPr>
+          <w:rFonts w:ascii="Times New Roman" w:eastAsia="Times New Roman" w:hAnsi="Times New Roman" w:cs="Times New Roman"/>
+          <w:sz w:val="24"/>
+          <w:szCs w:val="24"/>
+        </w:rPr>
+        <w:t xml:space="preserve">il metodo crea un modello di topic modeling basato su BERTopic, sfruttando gli embedding degli abstract e le informazioni ottenute dai modelli di riduzione dimensionale e clustering precedentemente calcolati. L’oggetto BERTopic utilizza i tre modelli per identificare automaticamente i topic presenti nei documenti. Il metodo fit applica il topic modeling sugli abstract, sfruttando gli embedding come rappresentazione dei contenuti. Infine, la funzione restituisce l’oggetto topic_model, che può essere utilizzato </w:t>
       </w:r>
       <w:r>
         <w:rPr>
@@ -1432,7 +1474,7 @@
           <w:sz w:val="24"/>
           <w:szCs w:val="24"/>
         </w:rPr>
-        <w:t xml:space="preserve"> serve a rappresentare graficamente i risultati ottenuti da un modello BERTopic sia tramite scatter plot che tramite barchart.</w:t>
+        <w:t xml:space="preserve"> serve a rappresentare graficamente i risultati ottenuti da un modello BERTopic tramite barchart.</w:t>
       </w:r>
     </w:p>
     <w:p>
@@ -1498,15 +1540,7 @@
           <w:sz w:val="24"/>
           <w:szCs w:val="24"/>
         </w:rPr>
-        <w:t xml:space="preserve">     </w:t>
-      </w:r>
-      <w:r>
-        <w:rPr>
-          <w:rFonts w:ascii="Times New Roman" w:eastAsia="Times New Roman" w:hAnsi="Times New Roman" w:cs="Times New Roman"/>
-          <w:sz w:val="24"/>
-          <w:szCs w:val="24"/>
-        </w:rPr>
-        <w:t xml:space="preserve">Si riportano i risultati ottenuti a valle dell’esecuzione del codice. </w:t>
+        <w:t xml:space="preserve">     Si riportano i risultati ottenuti a valle dell’esecuzione del codice. </w:t>
       </w:r>
     </w:p>
     <w:p>
@@ -1823,7 +1857,23 @@
           <w:sz w:val="24"/>
           <w:szCs w:val="24"/>
         </w:rPr>
-        <w:t xml:space="preserve">     L’attività svolta ha consentito di approfondire in maniera sistematica le potenzialità delle tecniche di analisi del linguaggio naturale applicate a un corpus testuale di dimensioni significative composto da 40000 documenti. Attraverso l’impiego di rappresentazioni vettoriali, riduzione dimensionale e algoritmi di clustering non supervisionato, è stato possibile mettere in evidenza strutture semantiche latenti all’interno dei documenti, successivamente interpretate mediante il topic modeling con BERTopic. I risultati ottenuti hanno mostrato come tali metodologie siano in grado di organizzare e sintetizzare in maniera efficace l’informazione, pur evidenziando alcune lacune di interpretazione dei topic estratti. Non tutti i topic individuati dal modello presentano una coerenza semantica immediata. In alcuni casi, infatti, le parole chiave associate da BERTopic non formano un insieme facilmente interpretabile da un osservatore umano, rendendo più complesso attribuire un significato univoco al cluster. Un’ulteriore criticità riguarda la presenza di topic molto generici o ridondanti: può accadere che due gruppi distinti contengano termini molto simili, dando </w:t>
+        <w:t xml:space="preserve">     L’attività svolta ha consentito di approfondire in maniera sistematica le potenzialità delle tecniche di analisi del linguaggio naturale applicate a un corpus testuale di dimensioni significative composto da 40</w:t>
+      </w:r>
+      <w:r>
+        <w:rPr>
+          <w:rFonts w:ascii="Times New Roman" w:eastAsia="Times New Roman" w:hAnsi="Times New Roman" w:cs="Times New Roman"/>
+          <w:sz w:val="24"/>
+          <w:szCs w:val="24"/>
+        </w:rPr>
+        <w:t>.</w:t>
+      </w:r>
+      <w:r>
+        <w:rPr>
+          <w:rFonts w:ascii="Times New Roman" w:eastAsia="Times New Roman" w:hAnsi="Times New Roman" w:cs="Times New Roman"/>
+          <w:sz w:val="24"/>
+          <w:szCs w:val="24"/>
+        </w:rPr>
+        <w:t xml:space="preserve">000 documenti. Attraverso l’impiego di rappresentazioni vettoriali, riduzione dimensionale e algoritmi di clustering non supervisionato, è stato possibile mettere in evidenza strutture semantiche latenti all’interno dei documenti, successivamente interpretate mediante il topic modeling con BERTopic. I risultati ottenuti hanno mostrato come tali metodologie siano in grado di organizzare e sintetizzare in maniera efficace l’informazione, pur evidenziando alcune lacune di interpretazione dei topic estratti. Non tutti i topic individuati dal modello presentano una coerenza semantica immediata. In alcuni casi, infatti, le parole chiave associate da BERTopic non formano un insieme facilmente interpretabile da un osservatore umano, rendendo più complesso attribuire un significato univoco al cluster. Un’ulteriore criticità riguarda la presenza di topic molto generici o ridondanti: può accadere che due gruppi distinti contengano termini molto simili, dando </w:t>
       </w:r>
       <w:r>
         <w:rPr>
@@ -1832,7 +1882,7 @@
           <w:szCs w:val="24"/>
         </w:rPr>
         <w:lastRenderedPageBreak/>
-        <w:t xml:space="preserve">più l’idea di una duplicazione piuttosto che di una reale differenza concettuale. A ciò si aggiunge la possibilità che alcuni documenti vengano classificati in cluster scarsamente rappresentativi o addirittura trattati come outlier, con etichette difficili da interpretare. Infine, è importante sottolineare che la qualità dei topic estratti dipende fortemente dal dataset di partenza: se gli abstract sono sbilanciati o eccessivamente tecnici, il modello può restituire raggruppamenti poco chiari. </w:t>
+        <w:t xml:space="preserve">più l’idea di una duplicazione piuttosto che di una reale differenza concettuale. Infine, è importante sottolineare che la qualità dei topic estratti dipende fortemente dal dataset di partenza: se gli abstract sono sbilanciati o eccessivamente tecnici, il modello può restituire raggruppamenti poco chiari. </w:t>
       </w:r>
     </w:p>
     <w:sectPr>

--- a/PARTE TERZA_DI CARO/LAB4_TNL3/Relazione_LAB4.docx
+++ b/PARTE TERZA_DI CARO/LAB4_TNL3/Relazione_LAB4.docx
@@ -451,6 +451,14 @@
           <w:sz w:val="24"/>
           <w:szCs w:val="24"/>
         </w:rPr>
+        <w:t xml:space="preserve">     </w:t>
+      </w:r>
+      <w:r>
+        <w:rPr>
+          <w:rFonts w:ascii="Times New Roman" w:eastAsia="Times New Roman" w:hAnsi="Times New Roman" w:cs="Times New Roman"/>
+          <w:sz w:val="24"/>
+          <w:szCs w:val="24"/>
+        </w:rPr>
         <w:t>Ciascun articolo è caratterizzato dalle seguenti variabili principali:</w:t>
       </w:r>
     </w:p>
@@ -529,7 +537,55 @@
           <w:sz w:val="24"/>
           <w:szCs w:val="24"/>
         </w:rPr>
-        <w:t>: titoli degli articoli;</w:t>
+        <w:t>: titol</w:t>
+      </w:r>
+      <w:r>
+        <w:rPr>
+          <w:rFonts w:ascii="Times New Roman" w:eastAsia="Times New Roman" w:hAnsi="Times New Roman" w:cs="Times New Roman"/>
+          <w:sz w:val="24"/>
+          <w:szCs w:val="24"/>
+        </w:rPr>
+        <w:t>o</w:t>
+      </w:r>
+      <w:r>
+        <w:rPr>
+          <w:rFonts w:ascii="Times New Roman" w:eastAsia="Times New Roman" w:hAnsi="Times New Roman" w:cs="Times New Roman"/>
+          <w:sz w:val="24"/>
+          <w:szCs w:val="24"/>
+        </w:rPr>
+        <w:t xml:space="preserve"> de</w:t>
+      </w:r>
+      <w:r>
+        <w:rPr>
+          <w:rFonts w:ascii="Times New Roman" w:eastAsia="Times New Roman" w:hAnsi="Times New Roman" w:cs="Times New Roman"/>
+          <w:sz w:val="24"/>
+          <w:szCs w:val="24"/>
+        </w:rPr>
+        <w:t>ll’</w:t>
+      </w:r>
+      <w:r>
+        <w:rPr>
+          <w:rFonts w:ascii="Times New Roman" w:eastAsia="Times New Roman" w:hAnsi="Times New Roman" w:cs="Times New Roman"/>
+          <w:sz w:val="24"/>
+          <w:szCs w:val="24"/>
+        </w:rPr>
+        <w:t>articol</w:t>
+      </w:r>
+      <w:r>
+        <w:rPr>
+          <w:rFonts w:ascii="Times New Roman" w:eastAsia="Times New Roman" w:hAnsi="Times New Roman" w:cs="Times New Roman"/>
+          <w:sz w:val="24"/>
+          <w:szCs w:val="24"/>
+        </w:rPr>
+        <w:t>o</w:t>
+      </w:r>
+      <w:r>
+        <w:rPr>
+          <w:rFonts w:ascii="Times New Roman" w:eastAsia="Times New Roman" w:hAnsi="Times New Roman" w:cs="Times New Roman"/>
+          <w:sz w:val="24"/>
+          <w:szCs w:val="24"/>
+        </w:rPr>
+        <w:t>;</w:t>
       </w:r>
     </w:p>
     <w:p>
@@ -569,7 +625,39 @@
           <w:sz w:val="24"/>
           <w:szCs w:val="24"/>
         </w:rPr>
-        <w:t xml:space="preserve"> riassunto dei documenti;</w:t>
+        <w:t xml:space="preserve"> riassunto de</w:t>
+      </w:r>
+      <w:r>
+        <w:rPr>
+          <w:rFonts w:ascii="Times New Roman" w:eastAsia="Times New Roman" w:hAnsi="Times New Roman" w:cs="Times New Roman"/>
+          <w:sz w:val="24"/>
+          <w:szCs w:val="24"/>
+        </w:rPr>
+        <w:t>l</w:t>
+      </w:r>
+      <w:r>
+        <w:rPr>
+          <w:rFonts w:ascii="Times New Roman" w:eastAsia="Times New Roman" w:hAnsi="Times New Roman" w:cs="Times New Roman"/>
+          <w:sz w:val="24"/>
+          <w:szCs w:val="24"/>
+        </w:rPr>
+        <w:t xml:space="preserve"> document</w:t>
+      </w:r>
+      <w:r>
+        <w:rPr>
+          <w:rFonts w:ascii="Times New Roman" w:eastAsia="Times New Roman" w:hAnsi="Times New Roman" w:cs="Times New Roman"/>
+          <w:sz w:val="24"/>
+          <w:szCs w:val="24"/>
+        </w:rPr>
+        <w:t>o</w:t>
+      </w:r>
+      <w:r>
+        <w:rPr>
+          <w:rFonts w:ascii="Times New Roman" w:eastAsia="Times New Roman" w:hAnsi="Times New Roman" w:cs="Times New Roman"/>
+          <w:sz w:val="24"/>
+          <w:szCs w:val="24"/>
+        </w:rPr>
+        <w:t>;</w:t>
       </w:r>
     </w:p>
     <w:p>
@@ -933,7 +1021,25 @@
           <w:sz w:val="24"/>
           <w:szCs w:val="24"/>
         </w:rPr>
-        <w:t xml:space="preserve"> utils.py:</w:t>
+        <w:t xml:space="preserve"> util</w:t>
+      </w:r>
+      <w:r>
+        <w:rPr>
+          <w:rFonts w:ascii="Times New Roman" w:eastAsia="Times New Roman" w:hAnsi="Times New Roman" w:cs="Times New Roman"/>
+          <w:i/>
+          <w:sz w:val="24"/>
+          <w:szCs w:val="24"/>
+        </w:rPr>
+        <w:t>ity</w:t>
+      </w:r>
+      <w:r>
+        <w:rPr>
+          <w:rFonts w:ascii="Times New Roman" w:eastAsia="Times New Roman" w:hAnsi="Times New Roman" w:cs="Times New Roman"/>
+          <w:i/>
+          <w:sz w:val="24"/>
+          <w:szCs w:val="24"/>
+        </w:rPr>
+        <w:t>.py:</w:t>
       </w:r>
       <w:r>
         <w:rPr>
@@ -1277,7 +1383,7 @@
           <w:sz w:val="24"/>
           <w:szCs w:val="24"/>
         </w:rPr>
-        <w:t>, che è ottimizzato per catturare il significato semantico delle frasi. Applica il modello alla lista degli abstract e genera per ciascuno di essi un vettore denso che ne rappresenta il contenuto in uno spazio numerico.. Il metodo restituisce sia l’array NumPy contenente tutti i vettori, sia il modello stesso.</w:t>
+        <w:t>, che è ottimizzato per catturare il significato semantico delle frasi. Applica il modello alla lista degli abstract e genera per ciascuno di essi un vettore denso che ne rappresenta il contenuto in uno spazio numerico. Il metodo restituisce sia l’array NumPy contenente tutti i vettori, sia il modello stesso.</w:t>
       </w:r>
     </w:p>
     <w:p>
@@ -1355,7 +1461,23 @@
           <w:sz w:val="24"/>
           <w:szCs w:val="24"/>
         </w:rPr>
-        <w:t xml:space="preserve"> il metodo rappresenta graficamente i cluster ottenuti con HDBSCAN. Per rendere possibile la visualizzazione, la funzione applica prima una riduzione dimensionale con UMAP, trasformando gli embedding in uno spazio bidimensionale. Successivamente costruisce un DataFrame che contiene le coordinate 2D degli articoli.  Per rendere più chiara la visualizzazione, la funzione separa gli outlier, cioè i punti che HDBSCAN non assegna a nessun cluster (label -1), dai punti che appartengono a cluster reali. Infine, utilizza Matplotlib per creare lo scatter plot: gli outlier vengono mostrati in grigio, mentre i punti dei cluster vengono colorati secondo la palette tab20b. </w:t>
+        <w:t xml:space="preserve"> il metodo rappresenta graficamente i cluster ottenuti con HDBSCAN. Per rendere possibile la visualizzazione, la funzione applica prima una riduzione dimensionale con UMAP, trasformando gli embedding in uno spazio bidimensionale. Successivamente costruisce un DataFrame che contiene le coordinate 2D degli articoli.  Per rendere più chiara la visualizzazione, la funzione separa gli outlier, cioè i punti che HDBSCAN non assegna a nessun cluster (label -1), dai punti che appartengono a cluster reali. Infine, utilizza Matplotlib per creare lo scatter plot: gli outlier vengono mostrati in grigio, mentre i punti dei cluster vengono colorati secondo la palette tab20b</w:t>
+      </w:r>
+      <w:r>
+        <w:rPr>
+          <w:rFonts w:ascii="Times New Roman" w:eastAsia="Times New Roman" w:hAnsi="Times New Roman" w:cs="Times New Roman"/>
+          <w:sz w:val="24"/>
+          <w:szCs w:val="24"/>
+        </w:rPr>
+        <w:t xml:space="preserve"> disponibile in Matplotlib</w:t>
+      </w:r>
+      <w:r>
+        <w:rPr>
+          <w:rFonts w:ascii="Times New Roman" w:eastAsia="Times New Roman" w:hAnsi="Times New Roman" w:cs="Times New Roman"/>
+          <w:sz w:val="24"/>
+          <w:szCs w:val="24"/>
+        </w:rPr>
+        <w:t xml:space="preserve">. </w:t>
       </w:r>
     </w:p>
     <w:p>

--- a/PARTE TERZA_DI CARO/LAB4_TNL3/Relazione_LAB4.docx
+++ b/PARTE TERZA_DI CARO/LAB4_TNL3/Relazione_LAB4.docx
@@ -451,15 +451,7 @@
           <w:sz w:val="24"/>
           <w:szCs w:val="24"/>
         </w:rPr>
-        <w:t xml:space="preserve">     </w:t>
-      </w:r>
-      <w:r>
-        <w:rPr>
-          <w:rFonts w:ascii="Times New Roman" w:eastAsia="Times New Roman" w:hAnsi="Times New Roman" w:cs="Times New Roman"/>
-          <w:sz w:val="24"/>
-          <w:szCs w:val="24"/>
-        </w:rPr>
-        <w:t>Ciascun articolo è caratterizzato dalle seguenti variabili principali:</w:t>
+        <w:t xml:space="preserve">     Ciascun articolo è caratterizzato dalle seguenti variabili principali:</w:t>
       </w:r>
     </w:p>
     <w:p>
@@ -1863,9 +1855,9 @@
           <w:szCs w:val="24"/>
         </w:rPr>
         <w:drawing>
-          <wp:inline distT="114300" distB="114300" distL="114300" distR="114300" wp14:anchorId="037BC09B" wp14:editId="3D98AA0A">
-            <wp:extent cx="5943600" cy="4076700"/>
-            <wp:effectExtent l="0" t="0" r="0" b="0"/>
+          <wp:inline distT="114300" distB="114300" distL="114300" distR="114300" wp14:anchorId="037BC09B" wp14:editId="1B51DD58">
+            <wp:extent cx="4942840" cy="3230880"/>
+            <wp:effectExtent l="0" t="0" r="0" b="7620"/>
             <wp:docPr id="7" name="image1.png"/>
             <wp:cNvGraphicFramePr/>
             <a:graphic xmlns:a="http://schemas.openxmlformats.org/drawingml/2006/main">
@@ -1885,7 +1877,7 @@
                   <pic:spPr>
                     <a:xfrm>
                       <a:off x="0" y="0"/>
-                      <a:ext cx="5943600" cy="4076700"/>
+                      <a:ext cx="4942840" cy="3230880"/>
                     </a:xfrm>
                     <a:prstGeom prst="rect">
                       <a:avLst/>
@@ -1995,16 +1987,7 @@
           <w:sz w:val="24"/>
           <w:szCs w:val="24"/>
         </w:rPr>
-        <w:t xml:space="preserve">000 documenti. Attraverso l’impiego di rappresentazioni vettoriali, riduzione dimensionale e algoritmi di clustering non supervisionato, è stato possibile mettere in evidenza strutture semantiche latenti all’interno dei documenti, successivamente interpretate mediante il topic modeling con BERTopic. I risultati ottenuti hanno mostrato come tali metodologie siano in grado di organizzare e sintetizzare in maniera efficace l’informazione, pur evidenziando alcune lacune di interpretazione dei topic estratti. Non tutti i topic individuati dal modello presentano una coerenza semantica immediata. In alcuni casi, infatti, le parole chiave associate da BERTopic non formano un insieme facilmente interpretabile da un osservatore umano, rendendo più complesso attribuire un significato univoco al cluster. Un’ulteriore criticità riguarda la presenza di topic molto generici o ridondanti: può accadere che due gruppi distinti contengano termini molto simili, dando </w:t>
-      </w:r>
-      <w:r>
-        <w:rPr>
-          <w:rFonts w:ascii="Times New Roman" w:eastAsia="Times New Roman" w:hAnsi="Times New Roman" w:cs="Times New Roman"/>
-          <w:sz w:val="24"/>
-          <w:szCs w:val="24"/>
-        </w:rPr>
-        <w:lastRenderedPageBreak/>
-        <w:t xml:space="preserve">più l’idea di una duplicazione piuttosto che di una reale differenza concettuale. Infine, è importante sottolineare che la qualità dei topic estratti dipende fortemente dal dataset di partenza: se gli abstract sono sbilanciati o eccessivamente tecnici, il modello può restituire raggruppamenti poco chiari. </w:t>
+        <w:t xml:space="preserve">000 documenti. Attraverso l’impiego di rappresentazioni vettoriali, riduzione dimensionale e algoritmi di clustering non supervisionato, è stato possibile mettere in evidenza strutture semantiche latenti all’interno dei documenti, successivamente interpretate mediante il topic modeling con BERTopic. I risultati ottenuti hanno mostrato come tali metodologie siano in grado di organizzare e sintetizzare in maniera efficace l’informazione, pur evidenziando alcune lacune di interpretazione dei topic estratti. Non tutti i topic individuati dal modello presentano una coerenza semantica immediata. In alcuni casi, infatti, le parole chiave associate da BERTopic non formano un insieme facilmente interpretabile da un osservatore umano, rendendo più complesso attribuire un significato univoco al cluster. Un’ulteriore criticità riguarda la presenza di topic molto generici o ridondanti: può accadere che due gruppi distinti contengano termini molto simili, dando più l’idea di una duplicazione piuttosto che di una reale differenza concettuale. Infine, è importante sottolineare che la qualità dei topic estratti dipende fortemente dal dataset di partenza: se gli abstract sono sbilanciati o eccessivamente tecnici, il modello può restituire raggruppamenti poco chiari. </w:t>
       </w:r>
     </w:p>
     <w:sectPr>
